--- a/templates/evidence_catalog_template.docx
+++ b/templates/evidence_catalog_template.docx
@@ -44,17 +44,18 @@
         <w:tblLook w:firstColumn="1" w:firstRow="1" w:lastColumn="0" w:lastRow="0" w:noHBand="0" w:noVBand="1" w:val="04A0"/>
       </w:tblPr>
       <w:tblGrid>
-        <w:gridCol w:w="1536"/>
-        <w:gridCol w:w="1536"/>
-        <w:gridCol w:w="1536"/>
-        <w:gridCol w:w="1536"/>
-        <w:gridCol w:w="1536"/>
-        <w:gridCol w:w="1536"/>
+        <w:gridCol w:w="1317"/>
+        <w:gridCol w:w="1317"/>
+        <w:gridCol w:w="1317"/>
+        <w:gridCol w:w="1317"/>
+        <w:gridCol w:w="1317"/>
+        <w:gridCol w:w="1317"/>
+        <w:gridCol w:w="1317"/>
       </w:tblGrid>
       <w:tr>
         <w:tc>
           <w:tcPr>
-            <w:tcW w:type="dxa" w:w="864"/>
+            <w:tcW w:type="dxa" w:w="720"/>
             <w:tcBorders>
               <w:top w:val="double" w:sz="8" w:space="0" w:color="000000"/>
               <w:left w:val="single" w:sz="4" w:space="0" w:color="000000"/>
@@ -82,7 +83,7 @@
         </w:tc>
         <w:tc>
           <w:tcPr>
-            <w:tcW w:type="dxa" w:w="2592"/>
+            <w:tcW w:type="dxa" w:w="2304"/>
             <w:tcBorders>
               <w:top w:val="double" w:sz="8" w:space="0" w:color="000000"/>
               <w:left w:val="single" w:sz="4" w:space="0" w:color="000000"/>
@@ -110,7 +111,7 @@
         </w:tc>
         <w:tc>
           <w:tcPr>
-            <w:tcW w:type="dxa" w:w="1440"/>
+            <w:tcW w:type="dxa" w:w="1296"/>
             <w:tcBorders>
               <w:top w:val="double" w:sz="8" w:space="0" w:color="000000"/>
               <w:left w:val="single" w:sz="4" w:space="0" w:color="000000"/>
@@ -138,7 +139,7 @@
         </w:tc>
         <w:tc>
           <w:tcPr>
-            <w:tcW w:type="dxa" w:w="3312"/>
+            <w:tcW w:type="dxa" w:w="2592"/>
             <w:tcBorders>
               <w:top w:val="double" w:sz="8" w:space="0" w:color="000000"/>
               <w:left w:val="single" w:sz="4" w:space="0" w:color="000000"/>
@@ -166,6 +167,34 @@
         </w:tc>
         <w:tc>
           <w:tcPr>
+            <w:tcW w:type="dxa" w:w="1296"/>
+            <w:tcBorders>
+              <w:top w:val="double" w:sz="8" w:space="0" w:color="000000"/>
+              <w:left w:val="single" w:sz="4" w:space="0" w:color="000000"/>
+              <w:bottom w:val="single" w:sz="6" w:space="0" w:color="000000"/>
+              <w:right w:val="single" w:sz="4" w:space="0" w:color="000000"/>
+            </w:tcBorders>
+          </w:tcPr>
+          <w:p>
+            <w:pPr>
+              <w:spacing w:line="400" w:lineRule="exact" w:before="0" w:after="80"/>
+              <w:ind w:firstLine="0"/>
+              <w:jc w:val="center"/>
+            </w:pPr>
+            <w:r>
+              <w:rPr>
+                <w:rFonts w:ascii="黑体" w:hAnsi="黑体"/>
+                <w:b/>
+                <w:color w:val="000000"/>
+                <w:sz w:val="22"/>
+                <w:rFonts w:ascii="黑体" w:hAnsi="黑体" w:eastAsia="黑体"/>
+              </w:rPr>
+              <w:t>证据来源</w:t>
+            </w:r>
+          </w:p>
+        </w:tc>
+        <w:tc>
+          <w:tcPr>
             <w:tcW w:type="dxa" w:w="1440"/>
             <w:tcBorders>
               <w:top w:val="double" w:sz="8" w:space="0" w:color="000000"/>
@@ -188,7 +217,7 @@
                 <w:sz w:val="22"/>
                 <w:rFonts w:ascii="黑体" w:hAnsi="黑体" w:eastAsia="黑体"/>
               </w:rPr>
-              <w:t>证据来源</w:t>
+              <w:t>原件/复印件</w:t>
             </w:r>
           </w:p>
         </w:tc>
@@ -224,7 +253,7 @@
       <w:tr>
         <w:tc>
           <w:tcPr>
-            <w:tcW w:type="dxa" w:w="864"/>
+            <w:tcW w:type="dxa" w:w="720"/>
             <w:tcBorders>
               <w:top w:val="single" w:sz="4" w:space="0" w:color="000000"/>
               <w:left w:val="single" w:sz="4" w:space="0" w:color="000000"/>
@@ -252,7 +281,7 @@
         </w:tc>
         <w:tc>
           <w:tcPr>
-            <w:tcW w:type="dxa" w:w="2592"/>
+            <w:tcW w:type="dxa" w:w="2304"/>
             <w:tcBorders>
               <w:top w:val="single" w:sz="4" w:space="0" w:color="000000"/>
               <w:left w:val="single" w:sz="4" w:space="0" w:color="000000"/>
@@ -280,7 +309,7 @@
         </w:tc>
         <w:tc>
           <w:tcPr>
-            <w:tcW w:type="dxa" w:w="1440"/>
+            <w:tcW w:type="dxa" w:w="1296"/>
             <w:tcBorders>
               <w:top w:val="single" w:sz="4" w:space="0" w:color="000000"/>
               <w:left w:val="single" w:sz="4" w:space="0" w:color="000000"/>
@@ -308,7 +337,7 @@
         </w:tc>
         <w:tc>
           <w:tcPr>
-            <w:tcW w:type="dxa" w:w="3312"/>
+            <w:tcW w:type="dxa" w:w="2592"/>
             <w:tcBorders>
               <w:top w:val="single" w:sz="4" w:space="0" w:color="000000"/>
               <w:left w:val="single" w:sz="4" w:space="0" w:color="000000"/>
@@ -336,6 +365,34 @@
         </w:tc>
         <w:tc>
           <w:tcPr>
+            <w:tcW w:type="dxa" w:w="1296"/>
+            <w:tcBorders>
+              <w:top w:val="single" w:sz="4" w:space="0" w:color="000000"/>
+              <w:left w:val="single" w:sz="4" w:space="0" w:color="000000"/>
+              <w:bottom w:val="single" w:sz="4" w:space="0" w:color="000000"/>
+              <w:right w:val="single" w:sz="4" w:space="0" w:color="000000"/>
+            </w:tcBorders>
+          </w:tcPr>
+          <w:p>
+            <w:pPr>
+              <w:spacing w:line="400" w:lineRule="exact" w:before="0" w:after="80"/>
+              <w:ind w:firstLine="0"/>
+              <w:jc w:val="center"/>
+            </w:pPr>
+            <w:r>
+              <w:rPr>
+                <w:rFonts w:ascii="仿宋" w:hAnsi="仿宋"/>
+                <w:b w:val="0"/>
+                <w:color w:val="000000"/>
+                <w:sz w:val="20"/>
+                <w:rFonts w:ascii="仿宋" w:hAnsi="仿宋" w:eastAsia="仿宋"/>
+              </w:rPr>
+              <w:t>{{ item.source }}</w:t>
+            </w:r>
+          </w:p>
+        </w:tc>
+        <w:tc>
+          <w:tcPr>
             <w:tcW w:type="dxa" w:w="1440"/>
             <w:tcBorders>
               <w:top w:val="single" w:sz="4" w:space="0" w:color="000000"/>
@@ -358,7 +415,7 @@
                 <w:sz w:val="20"/>
                 <w:rFonts w:ascii="仿宋" w:hAnsi="仿宋" w:eastAsia="仿宋"/>
               </w:rPr>
-              <w:t>{{ item.source }}</w:t>
+              <w:t>{{ item.original_or_copy }}</w:t>
             </w:r>
           </w:p>
         </w:tc>
